--- a/CS 3303 - Data Structures/Week 4/Assignment Activity Unit 4.docx
+++ b/CS 3303 - Data Structures/Week 4/Assignment Activity Unit 4.docx
@@ -571,6 +571,65 @@
           <w:bCs/>
           <w:color w:val="000000" w:themeColor="text1"/>
         </w:rPr>
+        <w:lastRenderedPageBreak/>
+        <w:t>Code demonstrating implem</w:t>
+      </w:r>
+      <w:r>
+        <w:rPr>
+          <w:rFonts w:ascii="Times New Roman" w:hAnsi="Times New Roman" w:cs="Times New Roman"/>
+          <w:b/>
+          <w:bCs/>
+          <w:color w:val="000000" w:themeColor="text1"/>
+        </w:rPr>
+        <w:t>entat</w:t>
+      </w:r>
+      <w:r>
+        <w:rPr>
+          <w:rFonts w:ascii="Times New Roman" w:hAnsi="Times New Roman" w:cs="Times New Roman"/>
+          <w:b/>
+          <w:bCs/>
+          <w:color w:val="000000" w:themeColor="text1"/>
+        </w:rPr>
+        <w:t xml:space="preserve">ion: </w:t>
+      </w:r>
+      <w:hyperlink r:id="rId7" w:history="1">
+        <w:r>
+          <w:rPr>
+            <w:rStyle w:val="Hyperlink"/>
+            <w:rFonts w:ascii="Times New Roman" w:hAnsi="Times New Roman" w:cs="Times New Roman"/>
+            <w:b/>
+            <w:bCs/>
+          </w:rPr>
+          <w:t>https://github.com/Yerfdog1990/computer-science-course/tree/main/CS%203303%20-%20Data%20Structures/Week%204/src/project/assignment</w:t>
+        </w:r>
+      </w:hyperlink>
+      <w:r>
+        <w:rPr>
+          <w:rFonts w:ascii="Times New Roman" w:hAnsi="Times New Roman" w:cs="Times New Roman"/>
+          <w:b/>
+          <w:bCs/>
+          <w:color w:val="000000" w:themeColor="text1"/>
+        </w:rPr>
+        <w:t xml:space="preserve"> </w:t>
+      </w:r>
+    </w:p>
+    <w:p>
+      <w:pPr>
+        <w:spacing w:after="0" w:line="480" w:lineRule="auto"/>
+        <w:rPr>
+          <w:rFonts w:ascii="Times New Roman" w:hAnsi="Times New Roman" w:cs="Times New Roman"/>
+          <w:b/>
+          <w:bCs/>
+          <w:color w:val="000000" w:themeColor="text1"/>
+        </w:rPr>
+      </w:pPr>
+      <w:r>
+        <w:rPr>
+          <w:rFonts w:ascii="Times New Roman" w:hAnsi="Times New Roman" w:cs="Times New Roman"/>
+          <w:b/>
+          <w:bCs/>
+          <w:color w:val="000000" w:themeColor="text1"/>
+        </w:rPr>
         <w:t>BST structure</w:t>
       </w:r>
       <w:r>
@@ -596,7 +655,6 @@
           <w:rFonts w:ascii="Times New Roman" w:hAnsi="Times New Roman" w:cs="Times New Roman"/>
           <w:color w:val="000000" w:themeColor="text1"/>
         </w:rPr>
-        <w:lastRenderedPageBreak/>
         <w:t>The BST is organized by risk scores</w:t>
       </w:r>
       <w:r>
@@ -640,7 +698,7 @@
                     <pic:cNvPicPr/>
                   </pic:nvPicPr>
                   <pic:blipFill>
-                    <a:blip r:embed="rId7"/>
+                    <a:blip r:embed="rId8"/>
                     <a:stretch>
                       <a:fillRect/>
                     </a:stretch>
@@ -721,6 +779,7 @@
           <w:bCs/>
           <w:color w:val="000000" w:themeColor="text1"/>
         </w:rPr>
+        <w:lastRenderedPageBreak/>
         <w:t xml:space="preserve">Search (O(n) time in worst case for transaction ID search): </w:t>
       </w:r>
     </w:p>
@@ -757,7 +816,6 @@
           <w:bCs/>
           <w:color w:val="000000" w:themeColor="text1"/>
         </w:rPr>
-        <w:lastRenderedPageBreak/>
         <w:t xml:space="preserve">Deletion (O(h) time complexity): </w:t>
       </w:r>
     </w:p>
@@ -1201,6 +1259,7 @@
           <w:bCs/>
           <w:color w:val="000000" w:themeColor="text1"/>
         </w:rPr>
+        <w:lastRenderedPageBreak/>
         <w:t>Deletion:</w:t>
       </w:r>
       <w:r>
@@ -1212,8 +1271,8 @@
       </w:r>
     </w:p>
     <w:sectPr>
-      <w:headerReference w:type="even" r:id="rId8"/>
-      <w:headerReference w:type="default" r:id="rId9"/>
+      <w:headerReference w:type="even" r:id="rId9"/>
+      <w:headerReference w:type="default" r:id="rId10"/>
       <w:pgSz w:w="12240" w:h="15840"/>
       <w:pgMar w:top="1440" w:right="1440" w:bottom="1440" w:left="1440" w:header="708" w:footer="708" w:gutter="0"/>
       <w:cols w:space="708"/>
@@ -3717,7 +3776,6 @@
     <w:name w:val="Hyperlink"/>
     <w:basedOn w:val="DefaultParagraphFont"/>
     <w:uiPriority w:val="99"/>
-    <w:semiHidden/>
     <w:unhideWhenUsed/>
     <w:rsid w:val="00002E17"/>
     <w:rPr>
@@ -3914,6 +3972,18 @@
       <w:rFonts w:ascii="Courier New" w:eastAsia="Times New Roman" w:hAnsi="Courier New" w:cs="Courier New"/>
       <w:sz w:val="20"/>
       <w:szCs w:val="20"/>
+    </w:rPr>
+  </w:style>
+  <w:style w:type="character" w:styleId="UnresolvedMention">
+    <w:name w:val="Unresolved Mention"/>
+    <w:basedOn w:val="DefaultParagraphFont"/>
+    <w:uiPriority w:val="99"/>
+    <w:semiHidden/>
+    <w:unhideWhenUsed/>
+    <w:rsid w:val="00D326E5"/>
+    <w:rPr>
+      <w:color w:val="605E5C"/>
+      <w:shd w:val="clear" w:color="auto" w:fill="E1DFDD"/>
     </w:rPr>
   </w:style>
 </w:styles>
